--- a/pr-preview/pr-435/multiple-testing-handout-tracked-changes.docx
+++ b/pr-preview/pr-435/multiple-testing-handout-tracked-changes.docx
@@ -16,7 +16,7 @@
       </w:pPr>
       <w:del w:id="1" w:author="PR Preview" w:date="2026-01-01T00:00:00Z">
         <w:r>
-          <w:delText xml:space="preserve">Last modified: 2026-10-22 14:07:34 (PDT)</w:delText>
+          <w:delText xml:space="preserve">Last modified: 2026-10-22 16:10:27 (PDT)</w:delText>
         </w:r>
       </w:del>
     </w:p>
@@ -26,7 +26,7 @@
       </w:pPr>
       <w:ins w:id="2" w:author="PR Preview" w:date="2026-01-01T00:00:00Z">
         <w:r>
-          <w:t xml:space="preserve">Last modified: 2026-10-22 14:16:35 (PDT)</w:t>
+          <w:t xml:space="preserve">Last modified: 2026-10-22 16:14:19 (PDT)</w:t>
         </w:r>
       </w:ins>
     </w:p>
@@ -7727,6 +7727,7 @@
           </m:limUpp>
           <m:r>
             <m:rPr>
+              <m:scr m:val="double-struck"/>
               <m:sty m:val="p"/>
             </m:rPr>
             <m:t>E</m:t>
@@ -8027,6 +8028,7 @@
       <m:oMath>
         <m:r>
           <m:rPr>
+            <m:scr m:val="double-struck"/>
             <m:sty m:val="p"/>
           </m:rPr>
           <m:t>E</m:t>
@@ -12963,6 +12965,7 @@
               </m:r>
               <m:r>
                 <m:rPr>
+                  <m:scr m:val="double-struck"/>
                   <m:sty m:val="p"/>
                 </m:rPr>
                 <m:t>E</m:t>
@@ -13064,6 +13067,7 @@
               </m:r>
               <m:r>
                 <m:rPr>
+                  <m:scr m:val="double-struck"/>
                   <m:sty m:val="p"/>
                 </m:rPr>
                 <m:t>E</m:t>
@@ -13178,6 +13182,7 @@
               </m:r>
               <m:r>
                 <m:rPr>
+                  <m:scr m:val="double-struck"/>
                   <m:sty m:val="p"/>
                 </m:rPr>
                 <m:t>E</m:t>
@@ -13243,6 +13248,7 @@
               </m:r>
               <m:r>
                 <m:rPr>
+                  <m:scr m:val="double-struck"/>
                   <m:sty m:val="p"/>
                 </m:rPr>
                 <m:t>E</m:t>
